--- a/policies/build/sop_record_masters/COP/SOP_COP.12.a_to_f_higher_risk_patients.docx
+++ b/policies/build/sop_record_masters/COP/SOP_COP.12.a_to_f_higher_risk_patients.docx
@@ -14,40 +14,9 @@
     </w:p>
     <w:p>
       <w:r>
-        <w:t>«Hospital Name» — Supports COP.12.a-f</w:t>
+        <w:t>«Hospital Name» — SOP-COP.12 — Version 1.0</w:t>
       </w:r>
     </w:p>
-    <w:p/>
-    <w:tbl>
-      <w:tblPr>
-        <w:tblStyle w:val="TableGrid"/>
-        <w:tblW w:type="auto" w:w="0"/>
-        <w:tblLook w:firstColumn="1" w:firstRow="1" w:lastColumn="0" w:lastRow="0" w:noHBand="0" w:noVBand="1" w:val="04A0"/>
-      </w:tblPr>
-      <w:tblGrid>
-        <w:gridCol w:w="8640"/>
-      </w:tblGrid>
-      <w:tr>
-        <w:tc>
-          <w:tcPr>
-            <w:tcW w:type="dxa" w:w="8640"/>
-          </w:tcPr>
-          <w:p>
-            <w:r>
-              <w:rPr>
-                <w:b/>
-              </w:rPr>
-              <w:t>Why does this SOP exist? (read this first if you're new)</w:t>
-            </w:r>
-          </w:p>
-          <w:p>
-            <w:r>
-              <w:t>This SOP tells every clinician and nurse, in one place, how this hospital finds and looks after patients who ordinary hospital processes harm first: who counts as vulnerable here and what actually changes once that flag is raised; the bedside environment that keeps a vulnerable patient safe and accounted for; the falls, pressure-ulcer and thrombosis risk programmes that start the moment a risk is found, not just the score that identified it; and restraint as a last-resort, time-limited, doctor-ordered measure that is never applied for convenience -- with an extra, non-negotiable legal layer when the patient has mental illness. If you admit, observe or care for a patient anywhere in this hospital, this SOP is for you.</w:t>
-            </w:r>
-          </w:p>
-        </w:tc>
-      </w:tr>
-    </w:tbl>
     <w:p/>
     <w:tbl>
       <w:tblPr>
@@ -62,9 +31,6 @@
         <w:gridCol w:w="2160"/>
       </w:tblGrid>
       <w:tr>
-        <w:trPr>
-          <w:cantSplit/>
-        </w:trPr>
         <w:tc>
           <w:tcPr>
             <w:tcW w:type="dxa" w:w="2160"/>
@@ -107,9 +73,6 @@
         </w:tc>
       </w:tr>
       <w:tr>
-        <w:trPr>
-          <w:cantSplit/>
-        </w:trPr>
         <w:tc>
           <w:tcPr>
             <w:tcW w:type="dxa" w:w="2160"/>
@@ -151,51 +114,6 @@
           </w:p>
         </w:tc>
       </w:tr>
-      <w:tr>
-        <w:trPr>
-          <w:cantSplit/>
-        </w:trPr>
-        <w:tc>
-          <w:tcPr>
-            <w:tcW w:type="dxa" w:w="2160"/>
-          </w:tcPr>
-          <w:p>
-            <w:r>
-              <w:t>Prepared By</w:t>
-            </w:r>
-          </w:p>
-        </w:tc>
-        <w:tc>
-          <w:tcPr>
-            <w:tcW w:type="dxa" w:w="2160"/>
-          </w:tcPr>
-          <w:p>
-            <w:r>
-              <w:t>Quality/Accreditation Coordinator   Name: ________   Signature: ________</w:t>
-            </w:r>
-          </w:p>
-        </w:tc>
-        <w:tc>
-          <w:tcPr>
-            <w:tcW w:type="dxa" w:w="2160"/>
-          </w:tcPr>
-          <w:p>
-            <w:r>
-              <w:t>Approved By</w:t>
-            </w:r>
-          </w:p>
-        </w:tc>
-        <w:tc>
-          <w:tcPr>
-            <w:tcW w:type="dxa" w:w="2160"/>
-          </w:tcPr>
-          <w:p>
-            <w:r>
-              <w:t>Medical Superintendent   Name: ________   Signature: ________</w:t>
-            </w:r>
-          </w:p>
-        </w:tc>
-      </w:tr>
     </w:tbl>
     <w:p/>
     <w:p>
@@ -206,9 +124,78 @@
         <w:t>1. Purpose</w:t>
       </w:r>
     </w:p>
+    <w:tbl>
+      <w:tblPr>
+        <w:tblStyle w:val="TableGrid"/>
+        <w:tblW w:type="auto" w:w="0"/>
+        <w:tblLook w:firstColumn="1" w:firstRow="1" w:lastColumn="0" w:lastRow="0" w:noHBand="0" w:noVBand="1" w:val="04A0"/>
+      </w:tblPr>
+      <w:tblGrid>
+        <w:gridCol w:w="8640"/>
+      </w:tblGrid>
+      <w:tr>
+        <w:tc>
+          <w:tcPr>
+            <w:tcW w:type="dxa" w:w="8640"/>
+          </w:tcPr>
+          <w:p>
+            <w:r>
+              <w:t>This SOP sets out how vulnerable patients are identified and managed; how a safe and secure care-environment is provided at the bedside; how patients at risk of fall, pressure ulcers and deep vein thrombosis are identified and managed; and how restraint is used only as a last-resort, time-limited, documented measure, with the additional statutory layer that applies where the patient has mental illness.</w:t>
+            </w:r>
+          </w:p>
+        </w:tc>
+      </w:tr>
+    </w:tbl>
+    <w:p/>
+    <w:tbl>
+      <w:tblPr>
+        <w:tblStyle w:val="TableGrid"/>
+        <w:tblW w:type="auto" w:w="0"/>
+        <w:tblLook w:firstColumn="1" w:firstRow="1" w:lastColumn="0" w:lastRow="0" w:noHBand="0" w:noVBand="1" w:val="04A0"/>
+      </w:tblPr>
+      <w:tblGrid>
+        <w:gridCol w:w="8640"/>
+      </w:tblGrid>
+      <w:tr>
+        <w:tc>
+          <w:tcPr>
+            <w:tcW w:type="dxa" w:w="8640"/>
+          </w:tcPr>
+          <w:p>
+            <w:r>
+              <w:t>A nurse applies a restraint 'for safety' with no doctor's order, no clock and no record. This SOP is what forbids that outright -- restraint is used only on a recorded doctor's order stating the reason, the type, the start time and the latest review time, every single time, with no informal exception.</w:t>
+            </w:r>
+          </w:p>
+        </w:tc>
+      </w:tr>
+    </w:tbl>
+    <w:p/>
+    <w:tbl>
+      <w:tblPr>
+        <w:tblStyle w:val="TableGrid"/>
+        <w:tblW w:type="auto" w:w="0"/>
+        <w:tblLook w:firstColumn="1" w:firstRow="1" w:lastColumn="0" w:lastRow="0" w:noHBand="0" w:noVBand="1" w:val="04A0"/>
+      </w:tblPr>
+      <w:tblGrid>
+        <w:gridCol w:w="8640"/>
+      </w:tblGrid>
+      <w:tr>
+        <w:tc>
+          <w:tcPr>
+            <w:tcW w:type="dxa" w:w="8640"/>
+          </w:tcPr>
+          <w:p>
+            <w:r>
+              <w:t>We do this because a flag that nobody reads is a label, not identification -- and a vulnerable patient left on an unattended trolley in a corridor as a holding pattern is exactly the ordinary-hospital-day harm this SOP exists to prevent, whether the risk is a fall, a pressure ulcer, or an undocumented restraint.</w:t>
+            </w:r>
+          </w:p>
+        </w:tc>
+      </w:tr>
+    </w:tbl>
+    <w:p/>
     <w:p>
       <w:r>
-        <w:t>To define how vulnerable patients are identified and managed; how a safe and secure care-environment is provided at the bedside; how patients at risk of fall, pressure ulcers and deep vein thrombosis are identified and managed; and how restraint is used only as a last-resort, time-limited, documented measure, with the additional statutory layer that applies where the patient has mental illness.</w:t>
+        <w:t>To define how vulnerable patients are identified and managed; how a safe care-environment is provided; how fall, pressure-ulcer and thrombosis risk are identified and managed; and how restraint is used only as a last-resort, time-limited, documented measure.</w:t>
       </w:r>
     </w:p>
     <w:p>
@@ -221,7 +208,18 @@
     </w:p>
     <w:p>
       <w:r>
-        <w:t>Applies to every clinical setting of {{HOSPITAL_NAME}} in which a patient may be vulnerable or at higher risk -- in-patient wards, day-care, the emergency area, intensive or high-dependency areas, and the operating theatre and recovery insofar as these risks arise there. It binds clinicians and nurses who identify risk, staff who apply management measures, and the doctor who orders restraint. It does not write the initial-assessment dataset (AAC.3), building security (facility-management policies), paediatric abduction/abuse measures (COP.8), intensive-care admission or end-of-life care (COP.6), anticoagulant or chemical-restraint medication process (the hospital's medication policies), or the general consent method (patient-rights policies) -- this SOP owns only the risk-identification-and-management programmes themselves.</w:t>
+        <w:rPr>
+          <w:i/>
+        </w:rPr>
+        <w:t xml:space="preserve">Why: </w:t>
+      </w:r>
+      <w:r>
+        <w:t>so every clinical setting where a patient may be vulnerable -- wards, day-care, emergency, ICU, theatre -- follows the same identification and safety standard.</w:t>
+      </w:r>
+    </w:p>
+    <w:p>
+      <w:r>
+        <w:t>Applies to every clinical setting of «Hospital Name» in which a patient may be vulnerable or at higher risk -- in-patient wards, day-care, the emergency area, intensive or high-dependency areas, and the operating theatre and recovery insofar as these risks arise there.</w:t>
       </w:r>
     </w:p>
     <w:p>
@@ -230,6 +228,17 @@
       </w:pPr>
       <w:r>
         <w:t>3. Responsibility</w:t>
+      </w:r>
+    </w:p>
+    <w:p>
+      <w:r>
+        <w:rPr>
+          <w:i/>
+        </w:rPr>
+        <w:t xml:space="preserve">Why: </w:t>
+      </w:r>
+      <w:r>
+        <w:t>a flag nobody applies, or a restraint applied with no order and no clock, is exactly the kind of undocumented harm this SOP exists to catch.</w:t>
       </w:r>
     </w:p>
     <w:p>
@@ -292,7 +301,7 @@
         <w:pStyle w:val="Heading1"/>
       </w:pPr>
       <w:r>
-        <w:t>4. Procedure</w:t>
+        <w:t>4. What to do</w:t>
       </w:r>
     </w:p>
     <w:p>
@@ -300,15 +309,15 @@
         <w:pStyle w:val="Heading2"/>
       </w:pPr>
       <w:r>
-        <w:t>4.1 Identifying and managing vulnerable patients (COP.12.a)</w:t>
+        <w:t>Identifying and managing vulnerable patients</w:t>
       </w:r>
     </w:p>
     <w:p>
       <w:r>
         <w:rPr>
-          <w:b/>
+          <w:i/>
         </w:rPr>
-        <w:t xml:space="preserve">Why this step matters: </w:t>
+        <w:t xml:space="preserve">Why: </w:t>
       </w:r>
       <w:r>
         <w:t>A flag that nobody reads is a label, not identification -- and so is a flag applied to every single patient, because then it means nothing.</w:t>
@@ -316,17 +325,17 @@
     </w:p>
     <w:p>
       <w:r>
-        <w:t>1. «Hospital to define the categories of patient this hospital treats as vulnerable» is applied at first clinical contact and repeated on change of condition, using «Hospital to define how a vulnerable patient is identified and how that identification is recorded».</w:t>
+        <w:t>The hospital's defined categories of vulnerable patient are applied at first clinical contact and repeated on change of condition, using the hospital's defined identification and recording method.</w:t>
       </w:r>
     </w:p>
     <w:p>
       <w:r>
-        <w:t>2. «Hospital to define the management measures applied once a patient is identified as vulnerable» actually changes what happens next -- observations, accompaniment, environment -- not just the paperwork.</w:t>
+        <w:t>The hospital's defined management measures once a patient is identified as vulnerable actually change what happens next -- observations, accompaniment, environment -- not just the paperwork.</w:t>
       </w:r>
     </w:p>
     <w:p>
       <w:r>
-        <w:t>3. The category list and the pattern of flags applied are reviewed by «Hospital to define who keeps the vulnerable-patient category list and reviews that flags are applied», who investigates a period where nobody or everybody was flagged. (Record 1)</w:t>
+        <w:t>The category list and the pattern of flags applied are reviewed by the hospital's named lead, who investigates a period where nobody or everybody was flagged.</w:t>
       </w:r>
     </w:p>
     <w:p>
@@ -334,15 +343,15 @@
         <w:pStyle w:val="Heading2"/>
       </w:pPr>
       <w:r>
-        <w:t>4.2 Safe and secure care-environment for the vulnerable patient (COP.12.b)</w:t>
+        <w:t>Safe and secure care-environment for the vulnerable patient</w:t>
       </w:r>
     </w:p>
     <w:p>
       <w:r>
         <w:rPr>
-          <w:b/>
+          <w:i/>
         </w:rPr>
-        <w:t xml:space="preserve">Why this step matters: </w:t>
+        <w:t xml:space="preserve">Why: </w:t>
       </w:r>
       <w:r>
         <w:t>A vulnerable patient left on an unattended trolley in a corridor as a holding pattern is exactly the ordinary-hospital-day harm this step exists to prevent.</w:t>
@@ -350,17 +359,12 @@
     </w:p>
     <w:p>
       <w:r>
-        <w:t>1. «Hospital to define the care-environment measures for vulnerable patients, including how a missing vulnerable patient is noticed and who is called» is in force at the bedside -- a call method the patient can use, accompaniment when leaving the unit, and lighting/toileting access matched to ability.</w:t>
+        <w:t>The hospital's defined care-environment measures for vulnerable patients -- a call method the patient can use, accompaniment when leaving the unit, and lighting/toileting access matched to ability, and how a missing vulnerable patient is noticed and who is called -- is in force at the bedside.</w:t>
       </w:r>
     </w:p>
     <w:p>
       <w:r>
-        <w:t>2. Building security (locks, cameras, access control) is left to the facility-management policies; this step does not duplicate them.</w:t>
-      </w:r>
-    </w:p>
-    <w:p>
-      <w:r>
-        <w:t>3. A vulnerable patient is never left in a public corridor, an unlocked bathroom, or an unattended trolley as a holding pattern. (Record 2)</w:t>
+        <w:t>A vulnerable patient is never left in a public corridor, an unlocked bathroom, or an unattended trolley as a holding pattern.</w:t>
       </w:r>
     </w:p>
     <w:p>
@@ -368,15 +372,15 @@
         <w:pStyle w:val="Heading2"/>
       </w:pPr>
       <w:r>
-        <w:t>4.3 Patients at risk of fall (COP.12.c)</w:t>
+        <w:t>Patients at risk of fall</w:t>
       </w:r>
     </w:p>
     <w:p>
       <w:r>
         <w:rPr>
-          <w:b/>
+          <w:i/>
         </w:rPr>
-        <w:t xml:space="preserve">Why this step matters: </w:t>
+        <w:t xml:space="preserve">Why: </w:t>
       </w:r>
       <w:r>
         <w:t>A falls score calculated once at admission and never looked at again is not managing fall risk -- it is filing it.</w:t>
@@ -384,17 +388,17 @@
     </w:p>
     <w:p>
       <w:r>
-        <w:t>1. «Hospital to define the method used to identify patients at risk of fall» is applied at first contact and repeated when condition, medication or mobility changes, recorded against the unique identification number.</w:t>
+        <w:t>The hospital's defined method for identifying patients at risk of fall is applied at first contact and repeated when condition, medication or mobility changes, recorded against the unique identification number.</w:t>
       </w:r>
     </w:p>
     <w:p>
       <w:r>
-        <w:t>2. «Hospital to define the measures applied to a patient identified at risk of fall» is in place for every patient so identified.</w:t>
+        <w:t>The hospital's defined measures for a patient identified at risk of fall are in place for every patient so identified.</w:t>
       </w:r>
     </w:p>
     <w:p>
       <w:r>
-        <w:t>3. Any fall that occurs is recorded and reported per «Hospital to define how a fall is recorded and reported», the patient is assessed, and the identification and measures are reviewed. (Record 3)</w:t>
+        <w:t>Any fall that occurs is recorded and reported per the hospital's defined process, the patient is assessed, and the identification and measures are reviewed.</w:t>
       </w:r>
     </w:p>
     <w:p>
@@ -402,15 +406,15 @@
         <w:pStyle w:val="Heading2"/>
       </w:pPr>
       <w:r>
-        <w:t>4.4 Patients at risk of pressure ulcers (COP.12.d)</w:t>
+        <w:t>Patients at risk of pressure ulcers</w:t>
       </w:r>
     </w:p>
     <w:p>
       <w:r>
         <w:rPr>
-          <w:b/>
+          <w:i/>
         </w:rPr>
-        <w:t xml:space="preserve">Why this step matters: </w:t>
+        <w:t xml:space="preserve">Why: </w:t>
       </w:r>
       <w:r>
         <w:t>A patient who already has a pressure ulcer is at risk of it worsening -- this programme does not stop at patients with intact skin.</w:t>
@@ -418,17 +422,17 @@
     </w:p>
     <w:p>
       <w:r>
-        <w:t>1. «Hospital to define the method used to identify patients at risk of developing or worsening pressure ulcers» is applied to every patient, including one who already has an ulcer.</w:t>
+        <w:t>The hospital's defined method for identifying patients at risk of developing or worsening pressure ulcers is applied to every patient, including one who already has an ulcer.</w:t>
       </w:r>
     </w:p>
     <w:p>
       <w:r>
-        <w:t>2. «Hospital to define the measures applied to prevent developing or worsening pressure ulcers, including skin inspection and repositioning» is in place once a patient is identified at risk.</w:t>
+        <w:t>The hospital's defined measures to prevent developing or worsening pressure ulcers, including skin inspection and repositioning, are in place once a patient is identified at risk.</w:t>
       </w:r>
     </w:p>
     <w:p>
       <w:r>
-        <w:t>3. Any existing ulcer is described using «Hospital to define how a pressure ulcer is described and reassessed in the record» and reassessed at the defined interval. (Record 4)</w:t>
+        <w:t>Any existing ulcer is described using the hospital's defined method and reassessed at the defined interval.</w:t>
       </w:r>
     </w:p>
     <w:p>
@@ -436,15 +440,15 @@
         <w:pStyle w:val="Heading2"/>
       </w:pPr>
       <w:r>
-        <w:t>4.5 Patients at risk of deep vein thrombosis (COP.12.e)</w:t>
+        <w:t>Patients at risk of deep vein thrombosis</w:t>
       </w:r>
     </w:p>
     <w:p>
       <w:r>
         <w:rPr>
-          <w:b/>
+          <w:i/>
         </w:rPr>
-        <w:t xml:space="preserve">Why this step matters: </w:t>
+        <w:t xml:space="preserve">Why: </w:t>
       </w:r>
       <w:r>
         <w:t>Identifying thrombosis risk without a prophylaxis decision to go with it is half this step -- the identification is only the trigger for the measure.</w:t>
@@ -452,17 +456,17 @@
     </w:p>
     <w:p>
       <w:r>
-        <w:t>1. «Hospital to define the method used to identify patients at risk of developing or worsening deep vein thrombosis» is applied and recorded against the unique identification number.</w:t>
+        <w:t>The hospital's defined method for identifying patients at risk of developing or worsening deep vein thrombosis is applied and recorded against the unique identification number.</w:t>
       </w:r>
     </w:p>
     <w:p>
       <w:r>
-        <w:t>2. «Hospital to define the measures applied to a patient at risk of developing or worsening deep vein thrombosis, including mechanical and, where indicated, pharmacological options» is put in place; pharmacological prophylaxis is prescribed and administered under the medication policies.</w:t>
+        <w:t>The hospital's defined measures for a patient at risk, including mechanical and, where indicated, pharmacological options, are put in place; pharmacological prophylaxis is prescribed and administered under the medication policies.</w:t>
       </w:r>
     </w:p>
     <w:p>
       <w:r>
-        <w:t>3. Any contraindication to a chosen measure is recorded rather than silently skipped. (Record 5)</w:t>
+        <w:t>Any contraindication to a chosen measure is recorded rather than silently skipped.</w:t>
       </w:r>
     </w:p>
     <w:p>
@@ -470,64 +474,33 @@
         <w:pStyle w:val="Heading2"/>
       </w:pPr>
       <w:r>
-        <w:t>4.6 Patients who need restraints (COP.12.f)</w:t>
+        <w:t>Patients who need restraints</w:t>
       </w:r>
     </w:p>
     <w:p>
       <w:r>
         <w:rPr>
-          <w:b/>
+          <w:i/>
         </w:rPr>
-        <w:t xml:space="preserve">Why this step matters: </w:t>
+        <w:t xml:space="preserve">Why: </w:t>
       </w:r>
       <w:r>
-        <w:t>A device applied by a nurse "for safety", with no order, no clock and no record, is forbidden here -- that is exactly the practice that remains undiscovered until the next shift or until the patient is injured by it.</w:t>
+        <w:t>A device applied by a nurse 'for safety', with no order, no clock and no record, is forbidden here -- that is exactly the practice that remains undiscovered until the next shift or until the patient is injured by it.</w:t>
       </w:r>
     </w:p>
     <w:p>
       <w:r>
-        <w:t>1. Where the patient has mental illness, restraint and seclusion follow the Mental Healthcare Act, 2017: seclusion is prohibited outright; physical restraint is used only when it is the only means to prevent imminent, immediate harm to the person or others, is authorised by the psychiatrist in charge, lasts no longer than necessary, and is never used as punishment or because the ward is short-staffed.</w:t>
+        <w:t>Where the patient has mental illness, restraint and seclusion follow the Mental Healthcare Act, 2017: seclusion is prohibited outright; physical restraint is used only when it is the only means to prevent imminent, immediate harm to the person or others, is authorised by the psychiatrist in charge, lasts no longer than necessary, and is never used as punishment or because the ward is short-staffed.</w:t>
       </w:r>
     </w:p>
     <w:p>
       <w:r>
-        <w:t>2. Where the patient does not have mental illness, restraint is still last-resort, time-limited and documented: used only when less restrictive measures have been tried or are not possible, only to prevent imminent harm, never as punishment or for staff convenience, and only on a recorded doctor's order stating the reason, the type, the start time and the latest review time.</w:t>
+        <w:t>Where the patient does not have mental illness, restraint is still last-resort, time-limited and documented: used only when less restrictive measures have been tried or are not possible, only to prevent imminent harm, never as punishment or for staff convenience, and only on a recorded doctor's order stating the reason, the type, the start time and the latest review time.</w:t>
       </w:r>
     </w:p>
     <w:p>
       <w:r>
-        <w:t>3. Every episode -- for either group -- is recorded against the unique identification number with indication, less-restrictive measures tried, type, start and stop times, continuous observations, the ordering/authorising clinician, the nominated representative or family informed, and any injury, and is reviewed at «Hospital to define the forum and interval at which restraint episodes are reviewed». (Record 6)</w:t>
-      </w:r>
-    </w:p>
-    <w:p>
-      <w:r>
-        <w:rPr>
-          <w:b/>
-          <w:i/>
-        </w:rPr>
-        <w:t xml:space="preserve">Technical source(s) for these steps: </w:t>
-      </w:r>
-    </w:p>
-    <w:p>
-      <w:pPr>
-        <w:pStyle w:val="ListParagraph"/>
-        <w:spacing w:before="80" w:after="240"/>
-        <w:contextualSpacing w:val="0"/>
-      </w:pPr>
-      <w:r>
-        <w:t xml:space="preserve">• Government of India, Ministry of Health and Family Welfare. (2017). </w:t>
-      </w:r>
-      <w:hyperlink r:id="rId9">
-        <w:r>
-          <w:rPr>
-            <w:color w:val="0563C1"/>
-            <w:u w:val="single"/>
-          </w:rPr>
-          <w:t>The Mental Healthcare Act, 2017 (Act No. 10 of 2017), s. 97</w:t>
-        </w:r>
-      </w:hyperlink>
-      <w:r>
-        <w:t xml:space="preserve"> (Restraints and seclusion), under which seclusion is prohibited and physical restraint of a person with mental illness is permitted only as the sole means to prevent imminent, immediate harm, authorised by the treating psychiatrist, for no longer than necessary, promptly recorded, never used as punishment or for staff convenience, with the nominated representative informed within 24 hours.</w:t>
+        <w:t>Every episode -- for either group -- is recorded against the unique identification number with indication, less-restrictive measures tried, type, start and stop times, continuous observations, the ordering/authorising clinician, the nominated representative or family informed, and any injury, and is reviewed at the hospital's defined forum and interval.</w:t>
       </w:r>
     </w:p>
     <w:p>
@@ -548,7 +521,7 @@
         <w:pStyle w:val="Heading1"/>
       </w:pPr>
       <w:r>
-        <w:t>6. Related Documents</w:t>
+        <w:t>6. Related SOPs</w:t>
       </w:r>
     </w:p>
     <w:p>
@@ -556,7 +529,7 @@
         <w:pStyle w:val="ListParagraph"/>
       </w:pPr>
       <w:r>
-        <w:t>Policy -- Identification and Management of Patients at Higher Risk of Morbidity and Mortality (COP.12)</w:t>
+        <w:t>Policy on Identification and Management of Patients at Higher Risk of Morbidity and Mortality (COP.12)</w:t>
       </w:r>
     </w:p>
     <w:p>
@@ -580,17 +553,144 @@
         <w:pStyle w:val="Heading1"/>
       </w:pPr>
       <w:r>
-        <w:t>7. Where This SOP's Requirements Come From (Verified Sources)</w:t>
+        <w:t>7. Review</w:t>
+      </w:r>
+    </w:p>
+    <w:p>
+      <w:r>
+        <w:t>This SOP is reviewed annually, or sooner if a serious fall, a stage-worsened pressure ulcer, a hospital-acquired thrombosis, a restraint injury, or an unauthorised restraint occurs, or if the assessment, facility, paediatric, medication or patient-rights processes this SOP hands work to are revised.</w:t>
+      </w:r>
+    </w:p>
+    <w:p>
+      <w:r>
+        <w:br w:type="page"/>
+      </w:r>
+    </w:p>
+    <w:p>
+      <w:pPr>
+        <w:pStyle w:val="Heading1"/>
+      </w:pPr>
+      <w:r>
+        <w:t>Appendix — NABH Standard Cross-Reference and Evidence Basis</w:t>
+      </w:r>
+    </w:p>
+    <w:p>
+      <w:r>
+        <w:t>For the Quality Coordinator and NABH assessment use only. The reasoning and real-world triggers for each requirement are already in the body above -- this appendix adds only what the body deliberately leaves out: the exact objective-element code, how this SOP's scope is kept separate from neighbouring standards, and the verified technical source for anything cited.</w:t>
+      </w:r>
+    </w:p>
+    <w:p>
+      <w:pPr>
+        <w:pStyle w:val="Heading2"/>
+      </w:pPr>
+      <w:r>
+        <w:t>Identifying and managing vulnerable patients — COP.12.a</w:t>
+      </w:r>
+    </w:p>
+    <w:p>
+      <w:pPr>
+        <w:pStyle w:val="Heading2"/>
+      </w:pPr>
+      <w:r>
+        <w:t>Safe and secure care-environment for the vulnerable patient — COP.12.b</w:t>
+      </w:r>
+    </w:p>
+    <w:p>
+      <w:r>
+        <w:rPr>
+          <w:i/>
+        </w:rPr>
+        <w:t>Boundary with other standards:</w:t>
       </w:r>
     </w:p>
     <w:p>
       <w:pPr>
         <w:pStyle w:val="ListParagraph"/>
-        <w:spacing w:before="80" w:after="240"/>
-        <w:contextualSpacing w:val="0"/>
       </w:pPr>
       <w:r>
-        <w:t xml:space="preserve">• National Accreditation Board for Hospitals and Healthcare Providers. (2022). Standards for Small Healthcare Organisations (3rd ed.). </w:t>
+        <w:t>• Building security (locks, cameras, access control) is owned by the facility-management policies; this step does not duplicate them.</w:t>
+      </w:r>
+    </w:p>
+    <w:p>
+      <w:pPr>
+        <w:pStyle w:val="Heading2"/>
+      </w:pPr>
+      <w:r>
+        <w:t>Patients at risk of fall — COP.12.c</w:t>
+      </w:r>
+    </w:p>
+    <w:p>
+      <w:pPr>
+        <w:pStyle w:val="Heading2"/>
+      </w:pPr>
+      <w:r>
+        <w:t>Patients at risk of pressure ulcers — COP.12.d</w:t>
+      </w:r>
+    </w:p>
+    <w:p>
+      <w:pPr>
+        <w:pStyle w:val="Heading2"/>
+      </w:pPr>
+      <w:r>
+        <w:t>Patients at risk of deep vein thrombosis — COP.12.e</w:t>
+      </w:r>
+    </w:p>
+    <w:p>
+      <w:pPr>
+        <w:pStyle w:val="Heading2"/>
+      </w:pPr>
+      <w:r>
+        <w:t>Patients who need restraints — COP.12.f</w:t>
+      </w:r>
+    </w:p>
+    <w:p>
+      <w:r>
+        <w:rPr>
+          <w:i/>
+        </w:rPr>
+        <w:t>Verified source(s):</w:t>
+      </w:r>
+    </w:p>
+    <w:p>
+      <w:pPr>
+        <w:pStyle w:val="ListParagraph"/>
+      </w:pPr>
+      <w:r>
+        <w:t xml:space="preserve">• </w:t>
+      </w:r>
+      <w:r>
+        <w:t xml:space="preserve">Government of India, Ministry of Health and Family Welfare. (2017). </w:t>
+      </w:r>
+      <w:hyperlink r:id="rId9">
+        <w:r>
+          <w:rPr>
+            <w:color w:val="0563C1"/>
+            <w:u w:val="single"/>
+          </w:rPr>
+          <w:t>The Mental Healthcare Act, 2017</w:t>
+        </w:r>
+      </w:hyperlink>
+      <w:r>
+        <w:t xml:space="preserve"> (Act No. 10 of 2017), s. 97 (Restraints and seclusion), under which seclusion is prohibited and physical restraint of a person with mental illness is permitted only as the sole means to prevent imminent, immediate harm, authorised by the treating psychiatrist, for no longer than necessary, promptly recorded, never used as punishment or for staff convenience, with the nominated representative informed within 24 hours.</w:t>
+      </w:r>
+    </w:p>
+    <w:p>
+      <w:pPr>
+        <w:pStyle w:val="Heading2"/>
+      </w:pPr>
+      <w:r>
+        <w:t>Full reference list</w:t>
+      </w:r>
+    </w:p>
+    <w:p>
+      <w:pPr>
+        <w:pStyle w:val="ListParagraph"/>
+      </w:pPr>
+      <w:r>
+        <w:t xml:space="preserve">• </w:t>
+      </w:r>
+      <w:r>
+        <w:t xml:space="preserve">National Accreditation Board for Hospitals and Healthcare Providers. (2022). Standards for Small Healthcare Organisations (3rd ed.). </w:t>
       </w:r>
       <w:hyperlink r:id="rId10">
         <w:r>
@@ -608,11 +708,12 @@
     <w:p>
       <w:pPr>
         <w:pStyle w:val="ListParagraph"/>
-        <w:spacing w:before="80" w:after="240"/>
-        <w:contextualSpacing w:val="0"/>
       </w:pPr>
       <w:r>
-        <w:t xml:space="preserve">• Government of India, Ministry of Health and Family Welfare. (2017). </w:t>
+        <w:t xml:space="preserve">• </w:t>
+      </w:r>
+      <w:r>
+        <w:t xml:space="preserve">Government of India, Ministry of Health and Family Welfare. (2017). </w:t>
       </w:r>
       <w:hyperlink r:id="rId9">
         <w:r>
@@ -620,24 +721,11 @@
             <w:color w:val="0563C1"/>
             <w:u w:val="single"/>
           </w:rPr>
-          <w:t>The Mental Healthcare Act, 2017 (Act No. 10 of 2017), s. 97</w:t>
+          <w:t>The Mental Healthcare Act, 2017</w:t>
         </w:r>
       </w:hyperlink>
       <w:r>
-        <w:t xml:space="preserve"> (Restraints and seclusion), under which seclusion is prohibited and physical restraint of a person with mental illness is permitted only as the sole means to prevent imminent, immediate harm, authorised by the treating psychiatrist, for no longer than necessary, promptly recorded, never used as punishment or for staff convenience, with the nominated representative informed within 24 hours.</w:t>
-      </w:r>
-    </w:p>
-    <w:p>
-      <w:pPr>
-        <w:pStyle w:val="Heading1"/>
-      </w:pPr>
-      <w:r>
-        <w:t>8. Review</w:t>
-      </w:r>
-    </w:p>
-    <w:p>
-      <w:r>
-        <w:t>This SOP is reviewed annually, or sooner if a serious fall, a stage-worsened pressure ulcer, a hospital-acquired thrombosis, a restraint injury, or an unauthorised restraint occurs, or if the assessment, facility, paediatric, medication or patient-rights processes this SOP hands work to are revised.</w:t>
+        <w:t xml:space="preserve"> (Act No. 10 of 2017), s. 97 (Restraints and seclusion), under which seclusion is prohibited and physical restraint of a person with mental illness is permitted only as the sole means to prevent imminent, immediate harm, authorised by the treating psychiatrist, for no longer than necessary, promptly recorded, never used as punishment or for staff convenience, with the nominated representative informed within 24 hours.</w:t>
       </w:r>
     </w:p>
     <w:sectPr>

--- a/policies/build/sop_record_masters/COP/SOP_COP.12.a_to_f_higher_risk_patients.docx
+++ b/policies/build/sop_record_masters/COP/SOP_COP.12.a_to_f_higher_risk_patients.docx
@@ -208,12 +208,6 @@
     </w:p>
     <w:p>
       <w:r>
-        <w:rPr>
-          <w:i/>
-        </w:rPr>
-        <w:t xml:space="preserve">Why: </w:t>
-      </w:r>
-      <w:r>
         <w:t>so every clinical setting where a patient may be vulnerable -- wards, day-care, emergency, ICU, theatre -- follows the same identification and safety standard.</w:t>
       </w:r>
     </w:p>
@@ -231,12 +225,6 @@
       </w:r>
     </w:p>
     <w:p>
-      <w:r>
-        <w:rPr>
-          <w:i/>
-        </w:rPr>
-        <w:t xml:space="preserve">Why: </w:t>
-      </w:r>
       <w:r>
         <w:t>a flag nobody applies, or a restraint applied with no order and no clock, is exactly the kind of undocumented harm this SOP exists to catch.</w:t>
       </w:r>
@@ -314,12 +302,6 @@
     </w:p>
     <w:p>
       <w:r>
-        <w:rPr>
-          <w:i/>
-        </w:rPr>
-        <w:t xml:space="preserve">Why: </w:t>
-      </w:r>
-      <w:r>
         <w:t>A flag that nobody reads is a label, not identification -- and so is a flag applied to every single patient, because then it means nothing.</w:t>
       </w:r>
     </w:p>
@@ -348,12 +330,6 @@
     </w:p>
     <w:p>
       <w:r>
-        <w:rPr>
-          <w:i/>
-        </w:rPr>
-        <w:t xml:space="preserve">Why: </w:t>
-      </w:r>
-      <w:r>
         <w:t>A vulnerable patient left on an unattended trolley in a corridor as a holding pattern is exactly the ordinary-hospital-day harm this step exists to prevent.</w:t>
       </w:r>
     </w:p>
@@ -376,12 +352,6 @@
       </w:r>
     </w:p>
     <w:p>
-      <w:r>
-        <w:rPr>
-          <w:i/>
-        </w:rPr>
-        <w:t xml:space="preserve">Why: </w:t>
-      </w:r>
       <w:r>
         <w:t>A falls score calculated once at admission and never looked at again is not managing fall risk -- it is filing it.</w:t>
       </w:r>
@@ -411,12 +381,6 @@
     </w:p>
     <w:p>
       <w:r>
-        <w:rPr>
-          <w:i/>
-        </w:rPr>
-        <w:t xml:space="preserve">Why: </w:t>
-      </w:r>
-      <w:r>
         <w:t>A patient who already has a pressure ulcer is at risk of it worsening -- this programme does not stop at patients with intact skin.</w:t>
       </w:r>
     </w:p>
@@ -445,12 +409,6 @@
     </w:p>
     <w:p>
       <w:r>
-        <w:rPr>
-          <w:i/>
-        </w:rPr>
-        <w:t xml:space="preserve">Why: </w:t>
-      </w:r>
-      <w:r>
         <w:t>Identifying thrombosis risk without a prophylaxis decision to go with it is half this step -- the identification is only the trigger for the measure.</w:t>
       </w:r>
     </w:p>
@@ -478,12 +436,6 @@
       </w:r>
     </w:p>
     <w:p>
-      <w:r>
-        <w:rPr>
-          <w:i/>
-        </w:rPr>
-        <w:t xml:space="preserve">Why: </w:t>
-      </w:r>
       <w:r>
         <w:t>A device applied by a nurse 'for safety', with no order, no clock and no record, is forbidden here -- that is exactly the practice that remains undiscovered until the next shift or until the patient is injured by it.</w:t>
       </w:r>

--- a/policies/build/sop_record_masters/COP/SOP_COP.12.a_to_f_higher_risk_patients.docx
+++ b/policies/build/sop_record_masters/COP/SOP_COP.12.a_to_f_higher_risk_patients.docx
@@ -335,7 +335,27 @@
     </w:p>
     <w:p>
       <w:r>
-        <w:t>The hospital's defined care-environment measures for vulnerable patients -- a call method the patient can use, accompaniment when leaving the unit, and lighting/toileting access matched to ability, and how a missing vulnerable patient is noticed and who is called -- is in force at the bedside.</w:t>
+        <w:t>The hospital's defined care-environment measures for vulnerable patients are in force at the bedside, covering four things:</w:t>
+      </w:r>
+    </w:p>
+    <w:p>
+      <w:r>
+        <w:t>1. A call method the patient can use.</w:t>
+      </w:r>
+    </w:p>
+    <w:p>
+      <w:r>
+        <w:t>2. Accompaniment when leaving the unit.</w:t>
+      </w:r>
+    </w:p>
+    <w:p>
+      <w:r>
+        <w:t>3. Lighting/toileting access matched to ability.</w:t>
+      </w:r>
+    </w:p>
+    <w:p>
+      <w:r>
+        <w:t>4. How a missing vulnerable patient is noticed and who is called.</w:t>
       </w:r>
     </w:p>
     <w:p>
@@ -452,7 +472,52 @@
     </w:p>
     <w:p>
       <w:r>
-        <w:t>Every episode -- for either group -- is recorded against the unique identification number with indication, less-restrictive measures tried, type, start and stop times, continuous observations, the ordering/authorising clinician, the nominated representative or family informed, and any injury, and is reviewed at the hospital's defined forum and interval.</w:t>
+        <w:t>Every episode -- for either group -- is recorded against the unique identification number, covering eight things:</w:t>
+      </w:r>
+    </w:p>
+    <w:p>
+      <w:r>
+        <w:t>1. The indication.</w:t>
+      </w:r>
+    </w:p>
+    <w:p>
+      <w:r>
+        <w:t>2. Less-restrictive measures tried.</w:t>
+      </w:r>
+    </w:p>
+    <w:p>
+      <w:r>
+        <w:t>3. The type.</w:t>
+      </w:r>
+    </w:p>
+    <w:p>
+      <w:r>
+        <w:t>4. Start and stop times.</w:t>
+      </w:r>
+    </w:p>
+    <w:p>
+      <w:r>
+        <w:t>5. Continuous observations.</w:t>
+      </w:r>
+    </w:p>
+    <w:p>
+      <w:r>
+        <w:t>6. The ordering/authorising clinician.</w:t>
+      </w:r>
+    </w:p>
+    <w:p>
+      <w:r>
+        <w:t>7. The nominated representative or family informed.</w:t>
+      </w:r>
+    </w:p>
+    <w:p>
+      <w:r>
+        <w:t>8. Any injury.</w:t>
+      </w:r>
+    </w:p>
+    <w:p>
+      <w:r>
+        <w:t>The episode is then reviewed at the hospital's defined forum and interval.</w:t>
       </w:r>
     </w:p>
     <w:p>
